--- a/docs/state-transition-diagram.docx
+++ b/docs/state-transition-diagram.docx
@@ -82,17 +82,6 @@
           <w:bCs/>
         </w:rPr>
       </w:pPr>
-    </w:p>
-    <w:p>
-      <w:pPr>
-        <w:spacing w:line="360" w:lineRule="auto"/>
-        <w:jc w:val="center"/>
-        <w:rPr>
-          <w:rFonts w:ascii="Times New Roman" w:hAnsi="Times New Roman" w:cs="Times New Roman"/>
-          <w:b/>
-          <w:bCs/>
-        </w:rPr>
-      </w:pPr>
       <w:r>
         <w:rPr>
           <w:rFonts w:ascii="Times New Roman" w:hAnsi="Times New Roman" w:cs="Times New Roman"/>
@@ -101,10 +90,10 @@
           <w:noProof/>
         </w:rPr>
         <w:drawing>
-          <wp:inline distT="0" distB="0" distL="0" distR="0" wp14:anchorId="1EC5F3A5" wp14:editId="785B5970">
-            <wp:extent cx="10034032" cy="2614576"/>
-            <wp:effectExtent l="0" t="0" r="5715" b="0"/>
-            <wp:docPr id="63526244" name="Picture 1"/>
+          <wp:inline distT="0" distB="0" distL="0" distR="0" wp14:anchorId="134039CA" wp14:editId="004949E4">
+            <wp:extent cx="10058400" cy="2970530"/>
+            <wp:effectExtent l="0" t="0" r="0" b="1270"/>
+            <wp:docPr id="1231290156" name="Picture 1" descr="A diagram of a process&#10;&#10;AI-generated content may be incorrect."/>
             <wp:cNvGraphicFramePr>
               <a:graphicFrameLocks xmlns:a="http://schemas.openxmlformats.org/drawingml/2006/main" noChangeAspect="1"/>
             </wp:cNvGraphicFramePr>
@@ -112,11 +101,11 @@
               <a:graphicData uri="http://schemas.openxmlformats.org/drawingml/2006/picture">
                 <pic:pic xmlns:pic="http://schemas.openxmlformats.org/drawingml/2006/picture">
                   <pic:nvPicPr>
-                    <pic:cNvPr id="63526244" name="Picture 63526244"/>
+                    <pic:cNvPr id="1231290156" name="Picture 1" descr="A diagram of a process&#10;&#10;AI-generated content may be incorrect."/>
                     <pic:cNvPicPr/>
                   </pic:nvPicPr>
                   <pic:blipFill>
-                    <a:blip r:embed="rId5">
+                    <a:blip r:embed="rId5" cstate="print">
                       <a:extLst>
                         <a:ext uri="{28A0092B-C50C-407E-A947-70E740481C1C}">
                           <a14:useLocalDpi xmlns:a14="http://schemas.microsoft.com/office/drawing/2010/main" val="0"/>
@@ -130,7 +119,7 @@
                   <pic:spPr>
                     <a:xfrm>
                       <a:off x="0" y="0"/>
-                      <a:ext cx="10176323" cy="2651653"/>
+                      <a:ext cx="10058400" cy="2970530"/>
                     </a:xfrm>
                     <a:prstGeom prst="rect">
                       <a:avLst/>
@@ -142,6 +131,17 @@
           </wp:inline>
         </w:drawing>
       </w:r>
+    </w:p>
+    <w:p>
+      <w:pPr>
+        <w:spacing w:line="360" w:lineRule="auto"/>
+        <w:jc w:val="center"/>
+        <w:rPr>
+          <w:rFonts w:ascii="Times New Roman" w:hAnsi="Times New Roman" w:cs="Times New Roman"/>
+          <w:b/>
+          <w:bCs/>
+        </w:rPr>
+      </w:pPr>
     </w:p>
     <w:sectPr>
       <w:pgSz w:w="15840" w:h="12240" w:orient="landscape"/>
@@ -786,6 +786,7 @@
   <w:style w:type="character" w:default="1" w:styleId="DefaultParagraphFont">
     <w:name w:val="Default Paragraph Font"/>
     <w:uiPriority w:val="1"/>
+    <w:semiHidden/>
     <w:unhideWhenUsed/>
   </w:style>
   <w:style w:type="table" w:default="1" w:styleId="TableNormal">
